--- a/tests/corpus/generated/table/07-table-simple/source.docx
+++ b/tests/corpus/generated/table/07-table-simple/source.docx
@@ -20,9 +20,9 @@
         </w:tblBorders>
       </w:tblPr>
       <w:tblGrid>
-        <w:gridCol w:w="100"/>
-        <w:gridCol w:w="100"/>
-        <w:gridCol w:w="100"/>
+        <w:gridCol w:w="3000"/>
+        <w:gridCol w:w="3000"/>
+        <w:gridCol w:w="3000"/>
       </w:tblGrid>
       <w:tr>
         <w:trPr>
